--- a/projektdokumentacio.docx
+++ b/projektdokumentacio.docx
@@ -1010,15 +1010,78 @@
         <w:pStyle w:val="Cmsor3"/>
       </w:pPr>
       <w:r>
+        <w:t>3.1 UML</w:t>
+      </w:r>
+    </w:p>
+    <w:p>
+      <w:r>
+        <w:rPr>
+          <w:noProof/>
+          <w:lang w:eastAsia="hu-HU"/>
+        </w:rPr>
+        <w:drawing>
+          <wp:inline distT="0" distB="0" distL="0" distR="0">
+            <wp:extent cx="4423144" cy="1851265"/>
+            <wp:effectExtent l="0" t="0" r="0" b="0"/>
+            <wp:docPr id="5" name="Kép 5"/>
+            <wp:cNvGraphicFramePr>
+              <a:graphicFrameLocks xmlns:a="http://schemas.openxmlformats.org/drawingml/2006/main" noChangeAspect="1"/>
+            </wp:cNvGraphicFramePr>
+            <a:graphic xmlns:a="http://schemas.openxmlformats.org/drawingml/2006/main">
+              <a:graphicData uri="http://schemas.openxmlformats.org/drawingml/2006/picture">
+                <pic:pic xmlns:pic="http://schemas.openxmlformats.org/drawingml/2006/picture">
+                  <pic:nvPicPr>
+                    <pic:cNvPr id="5" name="UMLdiagram.png"/>
+                    <pic:cNvPicPr/>
+                  </pic:nvPicPr>
+                  <pic:blipFill>
+                    <a:blip r:embed="rId7" cstate="print">
+                      <a:extLst>
+                        <a:ext uri="{28A0092B-C50C-407E-A947-70E740481C1C}">
+                          <a14:useLocalDpi xmlns:a14="http://schemas.microsoft.com/office/drawing/2010/main" val="0"/>
+                        </a:ext>
+                      </a:extLst>
+                    </a:blip>
+                    <a:stretch>
+                      <a:fillRect/>
+                    </a:stretch>
+                  </pic:blipFill>
+                  <pic:spPr>
+                    <a:xfrm>
+                      <a:off x="0" y="0"/>
+                      <a:ext cx="4435594" cy="1856476"/>
+                    </a:xfrm>
+                    <a:prstGeom prst="rect">
+                      <a:avLst/>
+                    </a:prstGeom>
+                  </pic:spPr>
+                </pic:pic>
+              </a:graphicData>
+            </a:graphic>
+          </wp:inline>
+        </w:drawing>
+      </w:r>
+    </w:p>
+    <w:p>
+      <w:pPr>
+        <w:pStyle w:val="Cmsor3"/>
+      </w:pPr>
+      <w:r>
         <w:t>3.</w:t>
       </w:r>
       <w:r>
-        <w:t>1</w:t>
-      </w:r>
-      <w:bookmarkStart w:id="0" w:name="_GoBack"/>
-      <w:bookmarkEnd w:id="0"/>
-      <w:r>
-        <w:t xml:space="preserve"> Fájlbeolvasás és Algoritmus</w:t>
+        <w:t>2</w:t>
+      </w:r>
+      <w:r>
+        <w:t xml:space="preserve"> </w:t>
+      </w:r>
+      <w:proofErr w:type="gramStart"/>
+      <w:r>
+        <w:t>Fájl</w:t>
+      </w:r>
+      <w:proofErr w:type="gramEnd"/>
+      <w:r>
+        <w:t>beolvasás és Algoritmus</w:t>
       </w:r>
     </w:p>
     <w:p>
@@ -1229,7 +1292,7 @@
       <w:r>
         <w:t xml:space="preserve"> Dokumentáció: </w:t>
       </w:r>
-      <w:hyperlink r:id="rId7" w:tgtFrame="_blank" w:history="1">
+      <w:hyperlink r:id="rId8" w:tgtFrame="_blank" w:history="1">
         <w:r>
           <w:rPr>
             <w:rStyle w:val="Hiperhivatkozs"/>
@@ -1257,7 +1320,7 @@
       <w:r>
         <w:t xml:space="preserve">: </w:t>
       </w:r>
-      <w:hyperlink r:id="rId8" w:tgtFrame="_blank" w:history="1">
+      <w:hyperlink r:id="rId9" w:tgtFrame="_blank" w:history="1">
         <w:r>
           <w:rPr>
             <w:rStyle w:val="Hiperhivatkozs"/>
@@ -1265,6 +1328,8 @@
           <w:t>https://www.w3schools.com/sql/</w:t>
         </w:r>
       </w:hyperlink>
+      <w:bookmarkStart w:id="0" w:name="_GoBack"/>
+      <w:bookmarkEnd w:id="0"/>
     </w:p>
     <w:p>
       <w:pPr>
@@ -1285,7 +1350,7 @@
       <w:r>
         <w:t xml:space="preserve">: </w:t>
       </w:r>
-      <w:hyperlink r:id="rId9" w:tgtFrame="_blank" w:history="1">
+      <w:hyperlink r:id="rId10" w:tgtFrame="_blank" w:history="1">
         <w:r>
           <w:rPr>
             <w:rStyle w:val="Hiperhivatkozs"/>
